--- a/Upgrade/CA4.docx
+++ b/Upgrade/CA4.docx
@@ -24,7 +24,13 @@
     </w:p>
     <w:p>
       <w:r>
-        <w:t xml:space="preserve">Date: June 12, 2025 </w:t>
+        <w:t>Date: June 1</w:t>
+      </w:r>
+      <w:r>
+        <w:t>9</w:t>
+      </w:r>
+      <w:r>
+        <w:t xml:space="preserve">, 2025 </w:t>
       </w:r>
     </w:p>
     <w:p>
@@ -7139,4 +7145,10 @@
     </a:ext>
   </a:extLst>
 </a:theme>
+</file>
+
+<file path=docMetadata/LabelInfo.xml><?xml version="1.0" encoding="utf-8"?>
+<clbl:labelList xmlns:clbl="http://schemas.microsoft.com/office/2020/mipLabelMetadata">
+  <clbl:label id="{47855545-00bb-4800-a65f-e79104ec0fc4}" enabled="0" method="" siteId="{47855545-00bb-4800-a65f-e79104ec0fc4}" removed="1"/>
+</clbl:labelList>
 </file>